--- a/Spring_Interview/Spring Boot Interview Questions.docx
+++ b/Spring_Interview/Spring Boot Interview Questions.docx
@@ -3782,21 +3782,7 @@
           <w:b/>
           <w:bCs/>
         </w:rPr>
-        <w:t xml:space="preserve">Dependencies </w:t>
-      </w:r>
-      <w:r>
-        <w:rPr>
-          <w:b/>
-          <w:bCs/>
-        </w:rPr>
-        <w:t>Injected:</w:t>
-      </w:r>
-      <w:r>
-        <w:rPr>
-          <w:b/>
-          <w:bCs/>
-        </w:rPr>
-        <w:t xml:space="preserve"> </w:t>
+        <w:t xml:space="preserve">Dependencies Injected: </w:t>
       </w:r>
       <w:r>
         <w:t>Spring injects the dependencies (DI) into the bean.</w:t>
@@ -3808,14 +3794,7 @@
           <w:b/>
           <w:bCs/>
         </w:rPr>
-        <w:t>Initialization:</w:t>
-      </w:r>
-      <w:r>
-        <w:rPr>
-          <w:b/>
-          <w:bCs/>
-        </w:rPr>
-        <w:t xml:space="preserve">  </w:t>
+        <w:t xml:space="preserve">Initialization:  </w:t>
       </w:r>
       <w:r>
         <w:t xml:space="preserve">This is where the bean is "readied" for </w:t>
@@ -3833,21 +3812,7 @@
           <w:b/>
           <w:bCs/>
         </w:rPr>
-        <w:t xml:space="preserve">In </w:t>
-      </w:r>
-      <w:r>
-        <w:rPr>
-          <w:b/>
-          <w:bCs/>
-        </w:rPr>
-        <w:t>Use:</w:t>
-      </w:r>
-      <w:r>
-        <w:rPr>
-          <w:b/>
-          <w:bCs/>
-        </w:rPr>
-        <w:t xml:space="preserve"> </w:t>
+        <w:t xml:space="preserve">In Use: </w:t>
       </w:r>
       <w:r>
         <w:t>Being</w:t>
@@ -6209,6 +6174,7 @@
   <w:style w:type="character" w:default="1" w:styleId="DefaultParagraphFont">
     <w:name w:val="Default Paragraph Font"/>
     <w:uiPriority w:val="1"/>
+    <w:semiHidden/>
     <w:unhideWhenUsed/>
   </w:style>
   <w:style w:type="table" w:default="1" w:styleId="TableNormal">
